--- a/공공/신청·동의/자원봉사 신청서.docx
+++ b/공공/신청·동의/자원봉사 신청서.docx
@@ -1142,7 +1142,7 @@
           <w:p>
             <w:pPr>
               <w:spacing w:after="0" w:line="312" w:lineRule="auto"/>
-              <w:jc w:val="left"/>
+              <w:jc w:val="center"/>
             </w:pPr>
             <w:r/>
             <w:r>
@@ -1168,7 +1168,7 @@
           <w:p>
             <w:pPr>
               <w:spacing w:after="0" w:line="312" w:lineRule="auto"/>
-              <w:jc w:val="left"/>
+              <w:jc w:val="center"/>
             </w:pPr>
             <w:r/>
             <w:r>
@@ -1194,7 +1194,7 @@
           <w:p>
             <w:pPr>
               <w:spacing w:after="0" w:line="312" w:lineRule="auto"/>
-              <w:jc w:val="left"/>
+              <w:jc w:val="center"/>
             </w:pPr>
             <w:r/>
             <w:r>
@@ -1220,7 +1220,7 @@
           <w:p>
             <w:pPr>
               <w:spacing w:after="0" w:line="312" w:lineRule="auto"/>
-              <w:jc w:val="left"/>
+              <w:jc w:val="center"/>
             </w:pPr>
             <w:r/>
             <w:r>
@@ -1246,7 +1246,7 @@
           <w:p>
             <w:pPr>
               <w:spacing w:after="0" w:line="312" w:lineRule="auto"/>
-              <w:jc w:val="left"/>
+              <w:jc w:val="center"/>
             </w:pPr>
             <w:r/>
             <w:r>
@@ -1272,7 +1272,7 @@
           <w:p>
             <w:pPr>
               <w:spacing w:after="0" w:line="312" w:lineRule="auto"/>
-              <w:jc w:val="left"/>
+              <w:jc w:val="center"/>
             </w:pPr>
             <w:r/>
             <w:r>
@@ -1298,7 +1298,7 @@
           <w:p>
             <w:pPr>
               <w:spacing w:after="0" w:line="312" w:lineRule="auto"/>
-              <w:jc w:val="left"/>
+              <w:jc w:val="center"/>
             </w:pPr>
             <w:r/>
             <w:r>
@@ -1324,7 +1324,7 @@
           <w:p>
             <w:pPr>
               <w:spacing w:after="0" w:line="312" w:lineRule="auto"/>
-              <w:jc w:val="left"/>
+              <w:jc w:val="center"/>
             </w:pPr>
             <w:r/>
             <w:r>
@@ -1355,7 +1355,7 @@
           <w:p>
             <w:pPr>
               <w:spacing w:after="0" w:line="312" w:lineRule="auto"/>
-              <w:jc w:val="left"/>
+              <w:jc w:val="center"/>
             </w:pPr>
             <w:r/>
             <w:r>
@@ -1381,7 +1381,7 @@
           <w:p>
             <w:pPr>
               <w:spacing w:after="0" w:line="312" w:lineRule="auto"/>
-              <w:jc w:val="left"/>
+              <w:jc w:val="center"/>
             </w:pPr>
             <w:r/>
             <w:r>
@@ -1407,7 +1407,7 @@
           <w:p>
             <w:pPr>
               <w:spacing w:after="0" w:line="312" w:lineRule="auto"/>
-              <w:jc w:val="left"/>
+              <w:jc w:val="center"/>
             </w:pPr>
             <w:r/>
             <w:r>
@@ -1433,7 +1433,7 @@
           <w:p>
             <w:pPr>
               <w:spacing w:after="0" w:line="312" w:lineRule="auto"/>
-              <w:jc w:val="left"/>
+              <w:jc w:val="center"/>
             </w:pPr>
             <w:r/>
             <w:r>
@@ -1459,7 +1459,7 @@
           <w:p>
             <w:pPr>
               <w:spacing w:after="0" w:line="312" w:lineRule="auto"/>
-              <w:jc w:val="left"/>
+              <w:jc w:val="center"/>
             </w:pPr>
             <w:r/>
             <w:r>
@@ -1485,7 +1485,7 @@
           <w:p>
             <w:pPr>
               <w:spacing w:after="0" w:line="312" w:lineRule="auto"/>
-              <w:jc w:val="left"/>
+              <w:jc w:val="center"/>
             </w:pPr>
             <w:r/>
             <w:r>
@@ -1511,7 +1511,7 @@
           <w:p>
             <w:pPr>
               <w:spacing w:after="0" w:line="312" w:lineRule="auto"/>
-              <w:jc w:val="left"/>
+              <w:jc w:val="center"/>
             </w:pPr>
             <w:r/>
             <w:r>
@@ -1537,7 +1537,7 @@
           <w:p>
             <w:pPr>
               <w:spacing w:after="0" w:line="312" w:lineRule="auto"/>
-              <w:jc w:val="left"/>
+              <w:jc w:val="center"/>
             </w:pPr>
             <w:r/>
             <w:r>
@@ -1774,7 +1774,7 @@
           <w:p>
             <w:pPr>
               <w:spacing w:after="0" w:line="312" w:lineRule="auto"/>
-              <w:jc w:val="left"/>
+              <w:jc w:val="center"/>
             </w:pPr>
             <w:r/>
             <w:r>
@@ -1800,7 +1800,7 @@
           <w:p>
             <w:pPr>
               <w:spacing w:after="0" w:line="312" w:lineRule="auto"/>
-              <w:jc w:val="left"/>
+              <w:jc w:val="center"/>
             </w:pPr>
             <w:r/>
             <w:r>
@@ -1826,7 +1826,7 @@
           <w:p>
             <w:pPr>
               <w:spacing w:after="0" w:line="312" w:lineRule="auto"/>
-              <w:jc w:val="left"/>
+              <w:jc w:val="center"/>
             </w:pPr>
             <w:r/>
             <w:r>
@@ -1852,7 +1852,7 @@
           <w:p>
             <w:pPr>
               <w:spacing w:after="0" w:line="312" w:lineRule="auto"/>
-              <w:jc w:val="left"/>
+              <w:jc w:val="center"/>
             </w:pPr>
             <w:r/>
             <w:r>
@@ -1878,7 +1878,7 @@
           <w:p>
             <w:pPr>
               <w:spacing w:after="0" w:line="312" w:lineRule="auto"/>
-              <w:jc w:val="left"/>
+              <w:jc w:val="center"/>
             </w:pPr>
             <w:r/>
             <w:r>
@@ -1909,7 +1909,7 @@
           <w:p>
             <w:pPr>
               <w:spacing w:after="0" w:line="312" w:lineRule="auto"/>
-              <w:jc w:val="left"/>
+              <w:jc w:val="center"/>
             </w:pPr>
             <w:r/>
             <w:r>
@@ -1935,7 +1935,7 @@
           <w:p>
             <w:pPr>
               <w:spacing w:after="0" w:line="312" w:lineRule="auto"/>
-              <w:jc w:val="left"/>
+              <w:jc w:val="center"/>
             </w:pPr>
             <w:r/>
             <w:r>
@@ -1961,7 +1961,7 @@
           <w:p>
             <w:pPr>
               <w:spacing w:after="0" w:line="312" w:lineRule="auto"/>
-              <w:jc w:val="left"/>
+              <w:jc w:val="center"/>
             </w:pPr>
             <w:r/>
             <w:r>
@@ -1987,7 +1987,7 @@
           <w:p>
             <w:pPr>
               <w:spacing w:after="0" w:line="312" w:lineRule="auto"/>
-              <w:jc w:val="left"/>
+              <w:jc w:val="center"/>
             </w:pPr>
             <w:r/>
             <w:r>
@@ -2013,7 +2013,7 @@
           <w:p>
             <w:pPr>
               <w:spacing w:after="0" w:line="312" w:lineRule="auto"/>
-              <w:jc w:val="left"/>
+              <w:jc w:val="center"/>
             </w:pPr>
             <w:r/>
             <w:r>
@@ -2091,7 +2091,7 @@
               <w:rPr>
                 <w:rFonts w:ascii="Malgun Gothic" w:hAnsi="Malgun Gothic" w:eastAsia="Malgun Gothic" w:cs="Malgun Gothic"/>
                 <w:b w:val="0"/>
-                <w:sz w:val="20"/>
+                <w:sz w:val="19"/>
               </w:rPr>
             </w:r>
           </w:p>
